--- a/nsfc-proposal/templates/reference.docx
+++ b/nsfc-proposal/templates/reference.docx
@@ -501,6 +501,9 @@
   <w:style w:type="paragraph" w:default="1" w:styleId="Normal">
     <w:name w:val="Normal"/>
     <w:qFormat/>
+    <w:pPr>
+      <w:spacing w:before="0" w:after="0"/>
+    </w:pPr>
     <w:rPr>
       <w:rFonts w:ascii="Times New Roman" w:hAnsi="Times New Roman" w:eastAsia="宋体"/>
       <w:sz w:val="24"/>
@@ -512,7 +515,7 @@
     <w:link w:val="BodyTextChar"/>
     <w:qFormat/>
     <w:pPr>
-      <w:spacing w:before="180" w:after="180"/>
+      <w:spacing w:before="0" w:after="0"/>
     </w:pPr>
     <w:rPr>
       <w:rFonts w:ascii="Times New Roman" w:hAnsi="Times New Roman" w:eastAsia="宋体"/>
@@ -524,6 +527,9 @@
     <w:basedOn w:val="BodyText"/>
     <w:next w:val="BodyText"/>
     <w:qFormat/>
+    <w:pPr>
+      <w:spacing w:before="0" w:after="0"/>
+    </w:pPr>
     <w:rPr>
       <w:rFonts w:ascii="Times New Roman" w:hAnsi="Times New Roman" w:eastAsia="宋体"/>
       <w:sz w:val="24"/>
@@ -672,7 +678,9 @@
     <w:basedOn w:val="Normal"/>
     <w:next w:val="Bibliography"/>
     <w:qFormat/>
-    <w:pPr/>
+    <w:pPr>
+      <w:spacing w:before="0" w:after="120"/>
+    </w:pPr>
     <w:rPr/>
   </w:style>
   <w:style w:type="paragraph" w:styleId="Heading1">

--- a/nsfc-proposal/templates/reference.docx
+++ b/nsfc-proposal/templates/reference.docx
@@ -669,6 +669,7 @@
       <w:spacing w:before="100" w:after="300"/>
     </w:pPr>
     <w:rPr>
+      <w:rFonts w:ascii="Times New Roman" w:hAnsi="Times New Roman" w:eastAsia="宋体"/>
       <w:sz w:val="20"/>
       <w:szCs w:val="20"/>
     </w:rPr>
@@ -1099,10 +1100,18 @@
     <w:pPr>
       <w:keepNext/>
     </w:pPr>
+    <w:rPr>
+      <w:rFonts w:ascii="Times New Roman" w:hAnsi="Times New Roman" w:eastAsia="宋体"/>
+      <w:sz w:val="20"/>
+    </w:rPr>
   </w:style>
   <w:style w:type="paragraph" w:customStyle="1" w:styleId="ImageCaption">
     <w:name w:val="Image Caption"/>
     <w:basedOn w:val="Caption"/>
+    <w:rPr>
+      <w:rFonts w:ascii="Times New Roman" w:hAnsi="Times New Roman" w:eastAsia="宋体"/>
+      <w:sz w:val="20"/>
+    </w:rPr>
   </w:style>
   <w:style w:type="paragraph" w:customStyle="1" w:styleId="Figure">
     <w:name w:val="Figure"/>
